--- a/ops-incident-workload/output/BO_Workload_Performance_Report_2024-04-19_to_2025-07-06_CN.docx
+++ b/ops-incident-workload/output/BO_Workload_Performance_Report_2024-04-19_to_2025-07-06_CN.docx
@@ -26,7 +26,7 @@
       <w:r>
         <w:t>分析周期: 2024-04-19 至 2025-07-06</w:t>
         <w:br/>
-        <w:t>生成时间: 2026-01-28 23:14:53</w:t>
+        <w:t>生成时间: 2026-02-04 12:42:42</w:t>
       </w:r>
     </w:p>
     <w:p>
@@ -246,118 +246,159 @@
     <w:p/>
     <w:p>
       <w:r>
-        <w:t>**1. 整体健康度评估：表面稳定，但存在结构性风险**</w:t>
+        <w:t>**1. 整体健康度评估：存在结构性风险，整体效能堪忧**</w:t>
       </w:r>
     </w:p>
     <w:p/>
     <w:p>
       <w:r>
-        <w:t>从核心指标看，团队运行处于“亚健康”状态。虽然**高风险项**和**瓶颈数量**均为0，表明没有突发或严重的阻塞性问题，但两个关键效能指标亮起红灯：</w:t>
+        <w:t>*   **表面指标平稳，深层结构失衡**：虽然“高风险项”和“瓶颈计数”为零，但这仅表明系统未触发预设的极端告警。核心效能指标严重偏离健康水平。</w:t>
       </w:r>
     </w:p>
     <w:p>
       <w:r>
-        <w:t>*   **全局平均解决时间（MTTR）为29.4小时**：超过1个自然日，对于BO（业务运营）支持团队而言，此解决周期偏长，直接影响业务部门的运营效率。</w:t>
+        <w:t>*   **核心效能指标亮红灯**：</w:t>
       </w:r>
     </w:p>
     <w:p>
       <w:r>
-        <w:t>*   **全局SLA达成率仅为64.2%**：显著偏低，表明超过三分之一的工单未能在约定的服务水平协议内完成，存在合同履约风险和客户满意度下降的隐患。</w:t>
+        <w:t xml:space="preserve">    *   **平均解决时间（MTTR）过高**：29.4小时（超过1天）的全局平均MTTR，表明工单流转和解决效率低下，严重影响用户体验和业务连续性。</w:t>
+      </w:r>
+    </w:p>
+    <w:p>
+      <w:r>
+        <w:t xml:space="preserve">    *   **SLA达成率严重不足**：64.2%的达成率远低于行业优秀实践（通常&gt;95%），表明团队在承诺的服务水平上存在系统性失效。</w:t>
+      </w:r>
+    </w:p>
+    <w:p>
+      <w:r>
+        <w:t>*   **结论**：团队运营处于“带病运行”状态，虽未瘫痪，但效率和质量不达标，存在客户满意度下降和业务风险累积的隐患。</w:t>
       </w:r>
     </w:p>
     <w:p/>
     <w:p>
       <w:r>
-        <w:t>团队结构呈“倒金字塔”型，**Tier 1人员（18人）承担了绝大部分工单压力（6797张）**，而具备专业问题解决能力的**BO Resolver（Tier 2+）仅6人**。这种结构可能导致复杂问题在Tier 1堆积，推高MTTR。</w:t>
+        <w:t>**2. 优先级分布分析：高优先级工单处理压力集中**</w:t>
       </w:r>
     </w:p>
     <w:p/>
     <w:p>
       <w:r>
-        <w:t>**2. 最关键的风险点**</w:t>
+        <w:t>*   **高优先级工单占比显著**：P1/P2工单占总量的20%（1794张），这是一个相当高的比例，表明业务对运维响应的及时性要求高，或日常故障/问题较多。</w:t>
+      </w:r>
+    </w:p>
+    <w:p>
+      <w:r>
+        <w:t>*   **处理负荷集中于少数骨干**：前5位贡献者（均为Tier 2/3工程师）处理了高权重的工单，且他们每人所处理的工单中均有约20%为高优先级工单。这意味着**关键、紧急的故障主要依赖这6名BO工程师（占团队总人数25%）处理**，他们承受着巨大的时效和质量压力。</w:t>
       </w:r>
     </w:p>
     <w:p/>
     <w:p>
       <w:r>
-        <w:t>1.  **SLA合规性风险与业务影响**：64.2%的SLA达成率是一个明确的危险信号。这不仅可能触发合同罚则，更表明业务部门的请求无法得到及时响应，长期将损害IT与业务伙伴之间的信任关系，并可能间接导致业务运营延迟或中断。</w:t>
-      </w:r>
-    </w:p>
-    <w:p>
-      <w:r>
-        <w:t>2.  **解决效率瓶颈与团队压力**：29.4小时的平均MTTR与偏低的SLA达成率相互印证，核心问题是**解决效率不足**。6名BO Resolver需要处理2180张工单，人均负荷巨大（约363张/人），这很可能是导致复杂问题解决缓慢、MTTR延长的根本原因。Tier 1团队虽人数众多，但可能受限于技能，无法有效分流或预处理BO类工单。</w:t>
-      </w:r>
-    </w:p>
-    <w:p>
-      <w:r>
-        <w:t>3.  **知识/技能集中与单点故障风险**：所有BO级问题的解决高度依赖于仅有的6名Tier 2专家。一旦出现人员流失、休假或突发疾病，整个BO问题解决链条将极为脆弱，可能导致MTTR和SLA进一步恶化。</w:t>
+        <w:t>**3. 最关键的风险点**</w:t>
       </w:r>
     </w:p>
     <w:p/>
     <w:p>
       <w:r>
-        <w:t>**3. 需要立即关注的事项**</w:t>
+        <w:t>1.  **Tier 3专家层缺失与技能断层风险**：</w:t>
+      </w:r>
+    </w:p>
+    <w:p>
+      <w:r>
+        <w:t xml:space="preserve">    *   **现状**：Tier 3（专家/架构师）人数为0，Tier 2仅有6人，而Tier 1有18人。这是一个不健康的“倒金字塔”或“柱状”结构。</w:t>
+      </w:r>
+    </w:p>
+    <w:p>
+      <w:r>
+        <w:t xml:space="preserve">    *   **风险**：复杂、棘手的工单（尤其是P1/P2）缺乏足够的技术深度进行快速根治和架构级优化。所有升级问题都积压在6名Tier 2工程师身上，他们既是执行者又需充当专家，易导致工作倦怠、知识无法沉淀，并形成单点依赖。一旦有骨干流失，团队解决能力将急剧下降。</w:t>
       </w:r>
     </w:p>
     <w:p/>
     <w:p>
       <w:r>
-        <w:t>1.  **启动SLA根因分析**：立即对未达成SLA的工单（约781张）进行抽样分析。重点聚焦：</w:t>
+        <w:t>2.  **“全局平均MTTR”与“SLA达成率”双低所揭示的流程与能力风险**：</w:t>
       </w:r>
     </w:p>
     <w:p>
       <w:r>
-        <w:t xml:space="preserve">    *   **工单在哪个队列停留时间最长？**（是Tier 1分类环节，还是Tier 2解决环节？）</w:t>
+        <w:t xml:space="preserve">    *   **风险**：这不仅是个人效率问题，更暴露出**工单分类路由机制、首次解决率、升级协作流程、知识库/自动化工具支撑**等方面可能存在系统性问题。工单在Tier 1停留时间过长或无效流转，最终仍需大量升级，是导致MTTR长、SLA低的核心原因。</w:t>
+      </w:r>
+    </w:p>
+    <w:p/>
+    <w:p>
+      <w:r>
+        <w:t>3.  **骨干人员负荷过载与业务连续性风险**：</w:t>
       </w:r>
     </w:p>
     <w:p>
       <w:r>
-        <w:t xml:space="preserve">    *   **延迟的主要类型是什么？**（是等待第三方响应、资源审批，还是纯粹的技术解决时间过长？）</w:t>
+        <w:t xml:space="preserve">    *   **风险**：Jessica, Thomas, Charles, Christopher, Richard 五位工程师是处理高权重、高优先级工单的绝对核心。他们的加权工作量极高且高度相似，表明负荷分配均衡但整体强度已触及天花板。任何一人休假、病假或离职，都会立即冲击高优先级工单的处理能力，直接威胁SLA和业务稳定。</w:t>
+      </w:r>
+    </w:p>
+    <w:p/>
+    <w:p>
+      <w:r>
+        <w:t>**4. 关键人员识别与价值**</w:t>
+      </w:r>
+    </w:p>
+    <w:p/>
+    <w:p>
+      <w:r>
+        <w:t>*   **关键人员**：**Jessica Smith, Thomas Smith, Charles Smith, Christopher Smith, Richard Smith**（及未在Top 5但同属Tier 2的其他成员）。</w:t>
       </w:r>
     </w:p>
     <w:p>
       <w:r>
-        <w:t xml:space="preserve">    *   **是否存在重复或同类问题？** 这能揭示是否需要通过知识库、自动化脚本或培训来提升一线解决率。</w:t>
+        <w:t>*   **核心价值**：</w:t>
       </w:r>
     </w:p>
     <w:p>
       <w:r>
-        <w:t>2.  **评估并优化BO工单分流机制**：</w:t>
+        <w:t xml:space="preserve">    *   **业务稳定的“防火墙”**：他们是处理20%高优先级工单的主力，直接保障了业务在故障时的恢复速度。</w:t>
       </w:r>
     </w:p>
     <w:p>
       <w:r>
-        <w:t xml:space="preserve">    *   审查Tier 1对工单的**分类准确率**，确保BO工单能被正确、快速地分配给Tier 2专家。</w:t>
+        <w:t xml:space="preserve">    *   **知识与技能的“枢纽”**：在缺乏Tier 3的情况下，他们承担了复杂问题解决和知识传递的关键角色。</w:t>
       </w:r>
     </w:p>
     <w:p>
       <w:r>
-        <w:t xml:space="preserve">    *   考虑为资深Tier 1人员提供**进阶培训**，使其能够处理一部分常见的、低复杂度的BO问题，减轻Tier 2专家的负担。</w:t>
+        <w:t xml:space="preserve">    *   **团队效能的“支柱”**：他们承载了最核心、最耗时的工单，是当前支撑团队输出不可或缺的力量。</w:t>
       </w:r>
     </w:p>
     <w:p>
       <w:r>
-        <w:t xml:space="preserve">    *   在Tier 2团队内部分配**专业领域负责人**（如按应用或业务流程划分），提升专业问题解决深度和效率。</w:t>
+        <w:t>*   **管理重点**：必须将他们视为**关键资产进行保护、激励和发展**，避免过度消耗。</w:t>
+      </w:r>
+    </w:p>
+    <w:p/>
+    <w:p>
+      <w:r>
+        <w:t>**5. 需要立即关注的事项（行动建议）**</w:t>
+      </w:r>
+    </w:p>
+    <w:p/>
+    <w:p>
+      <w:r>
+        <w:t>1.  **启动“降低MTTR”专项攻坚**：</w:t>
       </w:r>
     </w:p>
     <w:p>
       <w:r>
-        <w:t>3.  **制定BO团队能力与容量规划**：</w:t>
+        <w:t xml:space="preserve">    *   **行动**：立即分析MTTR构成。拆解“响应时间”、“诊断时间”、“解决/等待时间”。重点审查Tier 1对工单的**首次分派准确率**和**初步诊断/解决能力**。强化知识库和预设操作手册，目标是减少不必要的升级，缩短前端处理时间。</w:t>
+      </w:r>
+    </w:p>
+    <w:p/>
+    <w:p>
+      <w:r>
+        <w:t>2.  **缓解骨干依赖，启动技能提升计划**：</w:t>
       </w:r>
     </w:p>
     <w:p>
       <w:r>
-        <w:t xml:space="preserve">    *   基于当前人均工单负载和预期业务增长，**量化评估Tier 2团队的人员缺口**。</w:t>
-      </w:r>
-    </w:p>
-    <w:p>
-      <w:r>
-        <w:t xml:space="preserve">    *   立即着手**建立Tier 2后备梯队培养计划**，从Tier 1中选拔人员，通过导师制和实战演练进行培养，以缓解单点依赖风险。</w:t>
-      </w:r>
-    </w:p>
-    <w:p>
-      <w:r>
-        <w:t xml:space="preserve">    *   审视**知识管理现状**，强制要求Tier 2专家将解决方案文档化、模板化，丰富知识库，赋能Tier 1团队。</w:t>
+        <w:t xml:space="preserve">    *   **行动**</w:t>
       </w:r>
     </w:p>
     <w:p>
@@ -1070,7 +1111,7 @@
       <w:r>
         <w:drawing>
           <wp:inline xmlns:a="http://schemas.openxmlformats.org/drawingml/2006/main" xmlns:pic="http://schemas.openxmlformats.org/drawingml/2006/picture">
-            <wp:extent cx="5486400" cy="3265978"/>
+            <wp:extent cx="5486400" cy="3178116"/>
             <wp:docPr id="3" name="Picture 3"/>
             <wp:cNvGraphicFramePr>
               <a:graphicFrameLocks noChangeAspect="1"/>
@@ -1091,7 +1132,7 @@
                   <pic:spPr>
                     <a:xfrm>
                       <a:off x="0" y="0"/>
-                      <a:ext cx="5486400" cy="3265978"/>
+                      <a:ext cx="5486400" cy="3178116"/>
                     </a:xfrm>
                     <a:prstGeom prst="rect"/>
                   </pic:spPr>
@@ -2048,7 +2089,7 @@
       <w:r>
         <w:drawing>
           <wp:inline xmlns:a="http://schemas.openxmlformats.org/drawingml/2006/main" xmlns:pic="http://schemas.openxmlformats.org/drawingml/2006/picture">
-            <wp:extent cx="5486400" cy="2721673"/>
+            <wp:extent cx="5486400" cy="2724772"/>
             <wp:docPr id="4" name="Picture 4"/>
             <wp:cNvGraphicFramePr>
               <a:graphicFrameLocks noChangeAspect="1"/>
@@ -2069,7 +2110,7 @@
                   <pic:spPr>
                     <a:xfrm>
                       <a:off x="0" y="0"/>
-                      <a:ext cx="5486400" cy="2721673"/>
+                      <a:ext cx="5486400" cy="2724772"/>
                     </a:xfrm>
                     <a:prstGeom prst="rect"/>
                   </pic:spPr>
